--- a/technical-proposal/skill/linhpham-technicalproposal/templates/proposal_template.docx
+++ b/technical-proposal/skill/linhpham-technicalproposal/templates/proposal_template.docx
@@ -1458,7 +1458,7 @@
     </w:p>
     <w:p>
       <w:pPr>
-        <w:pStyle w:val="3"/>
+        <w:pStyle w:val="1"/>
         <w:spacing w:before="200" w:line="259" w:lineRule="auto"/>
         <w:jc w:val="center"/>
         <w:rPr>
@@ -3370,7 +3370,7 @@
     </w:p>
     <w:p>
       <w:pPr>
-        <w:pStyle w:val="3"/>
+        <w:pStyle w:val="1"/>
         <w:spacing w:before="360" w:line="259" w:lineRule="auto"/>
         <w:ind w:left="576" w:firstLine="0"/>
         <w:jc w:val="center"/>
@@ -5797,7 +5797,7 @@
     </w:p>
     <w:p>
       <w:pPr>
-        <w:pStyle w:val="2"/>
+        <w:pStyle w:val="1"/>
         <w:spacing w:before="0" w:after="0" w:line="240" w:lineRule="auto"/>
         <w:ind w:left="0" w:firstLine="0"/>
         <w:keepLines/>

--- a/technical-proposal/skill/linhpham-technicalproposal/templates/proposal_template.docx
+++ b/technical-proposal/skill/linhpham-technicalproposal/templates/proposal_template.docx
@@ -22,9 +22,17 @@
       </w:pPr>
       <w:r>
         <w:drawing>
-          <wp:inline distT="0" distB="0" distL="0" distR="0">
+          <wp:anchor distT="0" distB="0" distL="0" distR="0" simplePos="0" relativeHeight="0" behindDoc="1" locked="0" layoutInCell="1" allowOverlap="1">
+            <wp:simplePos x="0" y="0"/>
+            <wp:positionH relativeFrom="page">
+              <wp:posOffset>0</wp:posOffset>
+            </wp:positionH>
+            <wp:positionV relativeFrom="page">
+              <wp:posOffset>0</wp:posOffset>
+            </wp:positionV>
             <wp:extent cx="7560310" cy="10692130"/>
             <wp:effectExtent l="0" t="0" r="0" b="0"/>
+            <wp:wrapNone/>
             <wp:docPr id="14" name="image5.jpg"/>
             <wp:cNvGraphicFramePr/>
             <a:graphic xmlns:a="http://schemas.openxmlformats.org/drawingml/2006/main">
@@ -53,7 +61,7 @@
                 </pic:pic>
               </a:graphicData>
             </a:graphic>
-          </wp:inline>
+          </wp:anchor>
         </w:drawing>
       </w:r>
     </w:p>
@@ -5806,9 +5814,17 @@
       <w:bookmarkEnd w:id="28"/>
       <w:r>
         <w:drawing>
-          <wp:inline distT="0" distB="0" distL="0" distR="0">
+          <wp:anchor distT="0" distB="0" distL="0" distR="0" simplePos="0" relativeHeight="0" behindDoc="1" locked="0" layoutInCell="1" allowOverlap="1">
+            <wp:simplePos x="0" y="0"/>
+            <wp:positionH relativeFrom="page">
+              <wp:posOffset>0</wp:posOffset>
+            </wp:positionH>
+            <wp:positionV relativeFrom="page">
+              <wp:posOffset>0</wp:posOffset>
+            </wp:positionV>
             <wp:extent cx="7560310" cy="10692130"/>
             <wp:effectExtent l="0" t="0" r="0" b="0"/>
+            <wp:wrapNone/>
             <wp:docPr id="17" name="image25.jpg"/>
             <wp:cNvGraphicFramePr/>
             <a:graphic xmlns:a="http://schemas.openxmlformats.org/drawingml/2006/main">
@@ -5837,7 +5853,7 @@
                 </pic:pic>
               </a:graphicData>
             </a:graphic>
-          </wp:inline>
+          </wp:anchor>
         </w:drawing>
       </w:r>
     </w:p>

--- a/technical-proposal/skill/linhpham-technicalproposal/templates/proposal_template.docx
+++ b/technical-proposal/skill/linhpham-technicalproposal/templates/proposal_template.docx
@@ -1394,6 +1394,34 @@
       </w:pPr>
       <w:r>
         <w:t>{{MOBILE_APP_STRATEGY}}</w:t>
+      </w:r>
+    </w:p>
+    <w:p>
+      <w:pPr>
+        <w:pStyle w:val="4"/>
+        <w:pageBreakBefore/>
+        <w:numPr>
+          <w:ilvl w:val="0"/>
+          <w:numId w:val="1"/>
+        </w:numPr>
+        <w:spacing w:before="200"/>
+        <w:keepNext/>
+      </w:pPr>
+      <w:r>
+        <w:rPr>
+          <w:rtl w:val="0"/>
+        </w:rPr>
+        <w:t xml:space="preserve">SECURITY &amp; DATA PROTECTION</w:t>
+      </w:r>
+    </w:p>
+    <w:p>
+      <w:pPr>
+        <w:spacing w:before="120" w:after="160" w:line="312" w:lineRule="auto"/>
+        <w:ind w:firstLine="0"/>
+        <w:jc w:val="both"/>
+      </w:pPr>
+      <w:r>
+        <w:t xml:space="preserve">{{SECURITY_DATA_PROTECTION}}</w:t>
       </w:r>
     </w:p>
     <w:p>
@@ -5695,6 +5723,268 @@
         <w:spacing w:before="200"/>
         <w:keepNext/>
       </w:pPr>
+      <w:r>
+        <w:rPr>
+          <w:rtl w:val="0"/>
+        </w:rPr>
+        <w:t xml:space="preserve">PROJECT TEAM</w:t>
+      </w:r>
+    </w:p>
+    <w:p>
+      <w:pPr>
+        <w:pStyle w:val="6"/>
+        <w:spacing w:before="160" w:after="120"/>
+      </w:pPr>
+      <w:r>
+        <w:t xml:space="preserve">Team Structure</w:t>
+      </w:r>
+    </w:p>
+    <w:p>
+      <w:pPr>
+        <w:spacing w:before="120" w:after="160" w:line="312" w:lineRule="auto"/>
+        <w:ind w:firstLine="0"/>
+        <w:jc w:val="both"/>
+      </w:pPr>
+      <w:r>
+        <w:t xml:space="preserve">{{TEAM_STRUCTURE}}</w:t>
+      </w:r>
+    </w:p>
+    <w:p>
+      <w:pPr>
+        <w:pStyle w:val="6"/>
+        <w:spacing w:before="160" w:after="120"/>
+      </w:pPr>
+      <w:r>
+        <w:t xml:space="preserve">Roles &amp; Responsibilities</w:t>
+      </w:r>
+    </w:p>
+    <w:p>
+      <w:pPr>
+        <w:spacing w:before="120" w:after="160" w:line="312" w:lineRule="auto"/>
+        <w:ind w:firstLine="0"/>
+        <w:jc w:val="both"/>
+      </w:pPr>
+      <w:r>
+        <w:t xml:space="preserve">{{TEAM_ROLES}}</w:t>
+      </w:r>
+    </w:p>
+    <w:p>
+      <w:pPr>
+        <w:pStyle w:val="6"/>
+        <w:spacing w:before="160" w:after="120"/>
+      </w:pPr>
+      <w:r>
+        <w:t xml:space="preserve">Engagement Model</w:t>
+      </w:r>
+    </w:p>
+    <w:p>
+      <w:pPr>
+        <w:spacing w:before="120" w:after="160" w:line="312" w:lineRule="auto"/>
+        <w:ind w:firstLine="0"/>
+        <w:jc w:val="both"/>
+      </w:pPr>
+      <w:r>
+        <w:t xml:space="preserve">{{TEAM_ENGAGEMENT_MODEL}}</w:t>
+      </w:r>
+    </w:p>
+    <w:p>
+      <w:pPr>
+        <w:pStyle w:val="4"/>
+        <w:pageBreakBefore/>
+        <w:numPr>
+          <w:ilvl w:val="0"/>
+          <w:numId w:val="1"/>
+        </w:numPr>
+        <w:spacing w:before="200"/>
+        <w:keepNext/>
+      </w:pPr>
+      <w:r>
+        <w:rPr>
+          <w:rtl w:val="0"/>
+        </w:rPr>
+        <w:t xml:space="preserve">DELIVERY PLAN &amp; GOVERNANCE</w:t>
+      </w:r>
+    </w:p>
+    <w:p>
+      <w:pPr>
+        <w:pStyle w:val="6"/>
+        <w:spacing w:before="160" w:after="120"/>
+      </w:pPr>
+      <w:r>
+        <w:t xml:space="preserve">Delivery Roadmap</w:t>
+      </w:r>
+    </w:p>
+    <w:p>
+      <w:pPr>
+        <w:spacing w:before="120" w:after="160" w:line="312" w:lineRule="auto"/>
+        <w:ind w:firstLine="0"/>
+        <w:jc w:val="both"/>
+      </w:pPr>
+      <w:r>
+        <w:t xml:space="preserve">{{DELIVERY_ROADMAP}}</w:t>
+      </w:r>
+    </w:p>
+    <w:p>
+      <w:pPr>
+        <w:pStyle w:val="6"/>
+        <w:spacing w:before="160" w:after="120"/>
+      </w:pPr>
+      <w:r>
+        <w:t xml:space="preserve">Milestones &amp; Acceptance</w:t>
+      </w:r>
+    </w:p>
+    <w:p>
+      <w:pPr>
+        <w:spacing w:before="120" w:after="160" w:line="312" w:lineRule="auto"/>
+        <w:ind w:firstLine="0"/>
+        <w:jc w:val="both"/>
+      </w:pPr>
+      <w:r>
+        <w:t xml:space="preserve">{{DELIVERY_MILESTONES}}</w:t>
+      </w:r>
+    </w:p>
+    <w:p>
+      <w:pPr>
+        <w:pStyle w:val="6"/>
+        <w:spacing w:before="160" w:after="120"/>
+      </w:pPr>
+      <w:r>
+        <w:t xml:space="preserve">Governance &amp; Reporting</w:t>
+      </w:r>
+    </w:p>
+    <w:p>
+      <w:pPr>
+        <w:spacing w:before="120" w:after="160" w:line="312" w:lineRule="auto"/>
+        <w:ind w:firstLine="0"/>
+        <w:jc w:val="both"/>
+      </w:pPr>
+      <w:r>
+        <w:t xml:space="preserve">{{DELIVERY_GOVERNANCE}}</w:t>
+      </w:r>
+    </w:p>
+    <w:p>
+      <w:pPr>
+        <w:pStyle w:val="4"/>
+        <w:pageBreakBefore/>
+        <w:numPr>
+          <w:ilvl w:val="0"/>
+          <w:numId w:val="1"/>
+        </w:numPr>
+        <w:spacing w:before="200"/>
+        <w:keepNext/>
+      </w:pPr>
+      <w:r>
+        <w:rPr>
+          <w:rtl w:val="0"/>
+        </w:rPr>
+        <w:t xml:space="preserve">SUPPORT &amp; SERVICE LEVELS</w:t>
+      </w:r>
+    </w:p>
+    <w:p>
+      <w:pPr>
+        <w:pStyle w:val="6"/>
+        <w:spacing w:before="160" w:after="120"/>
+      </w:pPr>
+      <w:r>
+        <w:t xml:space="preserve">Support Model</w:t>
+      </w:r>
+    </w:p>
+    <w:p>
+      <w:pPr>
+        <w:spacing w:before="120" w:after="160" w:line="312" w:lineRule="auto"/>
+        <w:ind w:firstLine="0"/>
+        <w:jc w:val="both"/>
+      </w:pPr>
+      <w:r>
+        <w:t xml:space="preserve">{{SUPPORT_MODEL}}</w:t>
+      </w:r>
+    </w:p>
+    <w:p>
+      <w:pPr>
+        <w:pStyle w:val="6"/>
+        <w:spacing w:before="160" w:after="120"/>
+      </w:pPr>
+      <w:r>
+        <w:t xml:space="preserve">Service Level Targets</w:t>
+      </w:r>
+    </w:p>
+    <w:p>
+      <w:pPr>
+        <w:spacing w:before="120" w:after="160" w:line="312" w:lineRule="auto"/>
+        <w:ind w:firstLine="0"/>
+        <w:jc w:val="both"/>
+      </w:pPr>
+      <w:r>
+        <w:t xml:space="preserve">{{SERVICE_LEVELS}}</w:t>
+      </w:r>
+    </w:p>
+    <w:p>
+      <w:pPr>
+        <w:pStyle w:val="4"/>
+        <w:pageBreakBefore/>
+        <w:numPr>
+          <w:ilvl w:val="0"/>
+          <w:numId w:val="1"/>
+        </w:numPr>
+        <w:spacing w:before="200"/>
+        <w:keepNext/>
+      </w:pPr>
+      <w:r>
+        <w:rPr>
+          <w:rtl w:val="0"/>
+        </w:rPr>
+        <w:t xml:space="preserve">ASSUMPTIONS, DEPENDENCIES &amp; RISKS</w:t>
+      </w:r>
+    </w:p>
+    <w:p>
+      <w:pPr>
+        <w:pStyle w:val="6"/>
+        <w:spacing w:before="160" w:after="120"/>
+      </w:pPr>
+      <w:r>
+        <w:t xml:space="preserve">Assumptions &amp; Dependencies</w:t>
+      </w:r>
+    </w:p>
+    <w:p>
+      <w:pPr>
+        <w:spacing w:before="120" w:after="160" w:line="312" w:lineRule="auto"/>
+        <w:ind w:firstLine="0"/>
+        <w:jc w:val="both"/>
+      </w:pPr>
+      <w:r>
+        <w:t xml:space="preserve">{{ASSUMPTIONS_DEPENDENCIES}}</w:t>
+      </w:r>
+    </w:p>
+    <w:p>
+      <w:pPr>
+        <w:pStyle w:val="6"/>
+        <w:spacing w:before="160" w:after="120"/>
+      </w:pPr>
+      <w:r>
+        <w:t xml:space="preserve">Key Risks &amp; Mitigations</w:t>
+      </w:r>
+    </w:p>
+    <w:p>
+      <w:pPr>
+        <w:spacing w:before="120" w:after="160" w:line="312" w:lineRule="auto"/>
+        <w:ind w:firstLine="0"/>
+        <w:jc w:val="both"/>
+      </w:pPr>
+      <w:r>
+        <w:t xml:space="preserve">{{RISK_REGISTER}}</w:t>
+      </w:r>
+    </w:p>
+    <w:p>
+      <w:pPr>
+        <w:pStyle w:val="4"/>
+        <w:pageBreakBefore/>
+        <w:numPr>
+          <w:ilvl w:val="0"/>
+          <w:numId w:val="1"/>
+        </w:numPr>
+        <w:spacing w:before="200"/>
+        <w:keepNext/>
+      </w:pPr>
       <w:bookmarkStart w:id="27" w:name="_pde7e8c1c1p7" w:colFirst="0" w:colLast="0"/>
       <w:bookmarkEnd w:id="27"/>
       <w:r>
@@ -5771,6 +6061,53 @@
       </w:r>
     </w:p>
     <w:p/>
+    <w:p>
+      <w:pPr>
+        <w:pStyle w:val="6"/>
+        <w:spacing w:before="160" w:after="120"/>
+      </w:pPr>
+      <w:r>
+        <w:t xml:space="preserve">References</w:t>
+      </w:r>
+    </w:p>
+    <w:p>
+      <w:pPr>
+        <w:spacing w:before="120" w:after="160" w:line="312" w:lineRule="auto"/>
+        <w:ind w:firstLine="0"/>
+        <w:jc w:val="both"/>
+      </w:pPr>
+      <w:r>
+        <w:t xml:space="preserve">{{REFERENCES}}</w:t>
+      </w:r>
+    </w:p>
+    <w:p>
+      <w:pPr>
+        <w:pStyle w:val="4"/>
+        <w:pageBreakBefore/>
+        <w:numPr>
+          <w:ilvl w:val="0"/>
+          <w:numId w:val="1"/>
+        </w:numPr>
+        <w:spacing w:before="200"/>
+        <w:keepNext/>
+      </w:pPr>
+      <w:r>
+        <w:rPr>
+          <w:rtl w:val="0"/>
+        </w:rPr>
+        <w:t xml:space="preserve">CONTRACTUAL EXCEPTIONS</w:t>
+      </w:r>
+    </w:p>
+    <w:p>
+      <w:pPr>
+        <w:spacing w:before="120" w:after="160" w:line="312" w:lineRule="auto"/>
+        <w:ind w:firstLine="0"/>
+        <w:jc w:val="both"/>
+      </w:pPr>
+      <w:r>
+        <w:t xml:space="preserve">{{CONTRACTUAL_EXCEPTIONS}}</w:t>
+      </w:r>
+    </w:p>
     <w:p>
       <w:pPr>
         <w:pStyle w:val="4"/>

--- a/technical-proposal/skill/linhpham-technicalproposal/templates/proposal_template.docx
+++ b/technical-proposal/skill/linhpham-technicalproposal/templates/proposal_template.docx
@@ -584,7 +584,7 @@
             <w:ind w:left="1200"/>
           </w:pPr>
           <w:r>
-            <w:t>2.1.2 AWS Reference Architecture</w:t>
+            <w:t>2.1.2 Cloud Reference Architecture</w:t>
           </w:r>
           <w:r>
             <w:tab/>
@@ -2222,7 +2222,7 @@
         <w:spacing w:before="120" w:after="80"/>
       </w:pPr>
       <w:r>
-        <w:t>3.2.1 CI / CD Pipeline</w:t>
+        <w:t>4.2.1 CI / CD Pipeline</w:t>
       </w:r>
     </w:p>
     <w:p>
@@ -4718,7 +4718,7 @@
     </w:p>
     <w:p>
       <w:pPr>
-        <w:pStyle w:val="6"/>
+        <w:pStyle w:val="7"/>
         <w:numPr>
           <w:ilvl w:val="2"/>
           <w:numId w:val="1"/>
@@ -4732,7 +4732,7 @@
         <w:rPr>
           <w:rtl w:val="0"/>
         </w:rPr>
-        <w:t>Testing Workflow</w:t>
+        <w:t>4.5.1 Testing Workflow</w:t>
       </w:r>
     </w:p>
     <w:p/>
@@ -4923,7 +4923,7 @@
     <w:p/>
     <w:p>
       <w:pPr>
-        <w:pStyle w:val="6"/>
+        <w:pStyle w:val="7"/>
         <w:numPr>
           <w:ilvl w:val="2"/>
           <w:numId w:val="1"/>
@@ -4942,7 +4942,7 @@
         <w:rPr>
           <w:rtl w:val="0"/>
         </w:rPr>
-        <w:t>Testing Scope</w:t>
+        <w:t>4.5.2 Testing Scope</w:t>
       </w:r>
     </w:p>
     <w:p>
@@ -5380,7 +5380,7 @@
     </w:p>
     <w:p>
       <w:pPr>
-        <w:pStyle w:val="6"/>
+        <w:pStyle w:val="7"/>
         <w:numPr>
           <w:ilvl w:val="2"/>
           <w:numId w:val="1"/>
@@ -5395,7 +5395,7 @@
         <w:rPr>
           <w:rtl w:val="0"/>
         </w:rPr>
-        <w:t>Testing Process</w:t>
+        <w:t>4.5.3 Testing Process</w:t>
       </w:r>
     </w:p>
     <w:p>
@@ -5711,6 +5711,123 @@
           <w:szCs w:val="24"/>
         </w:rPr>
       </w:pPr>
+    </w:p>
+    <w:p>
+      <w:pPr>
+        <w:pStyle w:val="7"/>
+        <w:numPr>
+          <w:ilvl w:val="2"/>
+          <w:numId w:val="1"/>
+        </w:numPr>
+        <w:ind w:left="720" w:hanging="180"/>
+        <w:keepNext/>
+        <w:spacing w:after="120" w:before="160"/>
+      </w:pPr>
+      <w:bookmarkStart w:id="26" w:name="_sj8wheofm6xw" w:colFirst="0" w:colLast="0"/>
+      <w:bookmarkEnd w:id="26"/>
+      <w:r>
+        <w:rPr/>
+        <w:t>4.5.4 User Acceptance Testing</w:t>
+      </w:r>
+    </w:p>
+    <w:p>
+      <w:pPr>
+        <w:spacing w:before="120" w:after="160" w:line="312" w:lineRule="auto"/>
+        <w:ind w:left="180" w:right="30" w:firstLine="0"/>
+        <w:jc w:val="both"/>
+      </w:pPr>
+      <w:r>
+        <w:rPr/>
+        <w:t>Saigon Technology recognizes the importance of User Acceptance Testing (UAT) in ensuring the successful delivery of our project. Below are the guidelines for UAT within the scope of our collaboration:</w:t>
+      </w:r>
+    </w:p>
+    <w:p>
+      <w:pPr>
+        <w:widowControl w:val="0"/>
+        <w:spacing w:line="240" w:lineRule="auto"/>
+        <w:jc w:val="both"/>
+      </w:pPr>
+      <w:r>
+        <w:rPr/>
+        <w:t>●</w:t>
+        <w:tab/>
+      </w:r>
+      <w:r>
+        <w:rPr>
+          <w:b/>
+        </w:rPr>
+        <w:t xml:space="preserve">Client Responsibility and Timeline: </w:t>
+      </w:r>
+      <w:r>
+        <w:rPr/>
+        <w:t>The client is responsible for conducting UAT for each milestone or project. UAT should be completed within 14 days from the day Saigon Technology officially sends the UAT notification email to the client.</w:t>
+      </w:r>
+    </w:p>
+    <w:p>
+      <w:pPr>
+        <w:widowControl w:val="0"/>
+        <w:spacing w:line="240" w:lineRule="auto"/>
+        <w:jc w:val="both"/>
+      </w:pPr>
+      <w:r>
+        <w:rPr/>
+        <w:t>●</w:t>
+        <w:tab/>
+      </w:r>
+      <w:r>
+        <w:rPr>
+          <w:b/>
+        </w:rPr>
+        <w:t xml:space="preserve">UAT Success Confirmation: </w:t>
+      </w:r>
+      <w:r>
+        <w:rPr/>
+        <w:t>Following the UAT period with no client feedback, Saigon Technology reserves the right to regard the UAT as successful. Upon successful UAT, Saigon Technology will proceed to raise the respective invoice.</w:t>
+      </w:r>
+    </w:p>
+    <w:p>
+      <w:pPr>
+        <w:widowControl w:val="0"/>
+        <w:spacing w:line="240" w:lineRule="auto"/>
+        <w:jc w:val="both"/>
+      </w:pPr>
+      <w:r>
+        <w:rPr/>
+        <w:t>●</w:t>
+        <w:tab/>
+      </w:r>
+      <w:r>
+        <w:rPr>
+          <w:b/>
+        </w:rPr>
+        <w:t xml:space="preserve">Bug Resolution: </w:t>
+      </w:r>
+      <w:r>
+        <w:rPr/>
+        <w:t>Critical and high bugs identified during the UAT period will be addressed promptly by Saigon Technology within 3 weeks from the raised date. The resolution of medium and minor bugs will be carried out in a timely manner to maintain the flexibility of deliverables.</w:t>
+      </w:r>
+    </w:p>
+    <w:p>
+      <w:pPr>
+        <w:widowControl w:val="0"/>
+        <w:spacing w:line="240" w:lineRule="auto"/>
+        <w:jc w:val="both"/>
+      </w:pPr>
+      <w:r>
+        <w:rPr/>
+        <w:t>●</w:t>
+        <w:tab/>
+      </w:r>
+      <w:r>
+        <w:rPr>
+          <w:b/>
+        </w:rPr>
+        <w:t xml:space="preserve">Client Rejection: </w:t>
+      </w:r>
+      <w:r>
+        <w:rPr/>
+        <w:t>In the event of the client choosing to reject the deliverable in the UAT period, the client must provide the substantiated reasons for the rejection, along with validated evidence. Additionally, the determination of the fixed bug resolution time and the UAT period should be deliberated in accordance with the guidelines outlined in User Acceptance Testing.</w:t>
+      </w:r>
     </w:p>
     <w:p>
       <w:pPr>
